--- a/public/Jason_Phillips_Cybersecurity_Resume.docx
+++ b/public/Jason_Phillips_Cybersecurity_Resume.docx
@@ -11,10 +11,67 @@
         <w:rPr>
           <w:rFonts w:ascii="Aptos Display" w:hAnsi="Aptos Display"/>
           <w:b/>
-          <w:color w:val="161616"/>
-          <w:sz w:val="42"/>
+          <w:color w:val="141414"/>
+          <w:sz w:val="48"/>
         </w:rPr>
         <w:t>JASON PHILLIPS</w:t>
+      </w:r>
+    </w:p>
+    <w:p>
+      <w:pPr>
+        <w:spacing w:before="0" w:after="28"/>
+        <w:jc w:val="center"/>
+      </w:pPr>
+      <w:r>
+        <w:rPr>
+          <w:b/>
+          <w:color w:val="C1121F"/>
+          <w:sz w:val="19"/>
+        </w:rPr>
+        <w:t>CYBERSECURITY</w:t>
+      </w:r>
+      <w:r>
+        <w:rPr>
+          <w:color w:val="6E6E6E"/>
+          <w:sz w:val="18"/>
+        </w:rPr>
+        <w:t xml:space="preserve">  |  </w:t>
+      </w:r>
+      <w:r>
+        <w:rPr>
+          <w:b/>
+          <w:color w:val="C1121F"/>
+          <w:sz w:val="19"/>
+        </w:rPr>
+        <w:t>SECURITY OPERATIONS</w:t>
+      </w:r>
+      <w:r>
+        <w:rPr>
+          <w:color w:val="6E6E6E"/>
+          <w:sz w:val="18"/>
+        </w:rPr>
+        <w:t xml:space="preserve">  |  </w:t>
+      </w:r>
+      <w:r>
+        <w:rPr>
+          <w:b/>
+          <w:color w:val="C1121F"/>
+          <w:sz w:val="19"/>
+        </w:rPr>
+        <w:t>NETWORK SECURITY</w:t>
+      </w:r>
+    </w:p>
+    <w:p>
+      <w:pPr>
+        <w:spacing w:after="14"/>
+        <w:jc w:val="center"/>
+      </w:pPr>
+      <w:r>
+        <w:rPr>
+          <w:color w:val="373737"/>
+          <w:sz w:val="17"/>
+        </w:rPr>
+        <w:t>Longview, TX  |  (903) 235-5223  |  jason.phillips0615@gmail.com</w:t>
       </w:r>
     </w:p>
     <w:p>
@@ -22,417 +79,311 @@
         <w:spacing w:after="30"/>
         <w:jc w:val="center"/>
       </w:pPr>
-      <w:r>
-        <w:rPr>
-          <w:b/>
-          <w:color w:val="C5161D"/>
-          <w:sz w:val="19"/>
-        </w:rPr>
-        <w:t>CYBERSECURITY  |  TECHNICAL SUPPORT  |  SECURITY OPERATIONS</w:t>
-      </w:r>
-    </w:p>
-    <w:p>
-      <w:pPr>
-        <w:spacing w:after="40"/>
-        <w:jc w:val="center"/>
-      </w:pPr>
-      <w:r>
-        <w:t xml:space="preserve">Longview, TX  •  (903) 235-5223  •  </w:t>
-      </w:r>
       <w:hyperlink r:id="rId9">
         <w:r>
           <w:rPr>
-            <w:color w:val="161616"/>
+            <w:color w:val="333333"/>
+            <w:u w:val="none"/>
+            <w:sz w:val="17"/>
+            <w:rFonts w:ascii="Aptos" w:hAnsi="Aptos" w:eastAsia="Aptos" w:cs="Aptos"/>
           </w:rPr>
-          <w:t>jason.phillips0615@gmail.com</w:t>
+          <w:t>linkedin.com/in/jlphillips3</w:t>
         </w:r>
       </w:hyperlink>
       <w:r>
-        <w:t xml:space="preserve">  •  </w:t>
+        <w:rPr>
+          <w:color w:val="6E6E6E"/>
+          <w:sz w:val="17"/>
+        </w:rPr>
+        <w:t xml:space="preserve">  |  </w:t>
       </w:r>
       <w:hyperlink r:id="rId10">
         <w:r>
           <w:rPr>
-            <w:color w:val="161616"/>
+            <w:color w:val="333333"/>
+            <w:u w:val="none"/>
+            <w:sz w:val="17"/>
+            <w:rFonts w:ascii="Aptos" w:hAnsi="Aptos" w:eastAsia="Aptos" w:cs="Aptos"/>
           </w:rPr>
           <w:t>github.com/jphillips0615</w:t>
+        </w:r>
+      </w:hyperlink>
+      <w:r>
+        <w:rPr>
+          <w:color w:val="6E6E6E"/>
+          <w:sz w:val="17"/>
+        </w:rPr>
+        <w:t xml:space="preserve">  |  </w:t>
+      </w:r>
+      <w:hyperlink r:id="rId11">
+        <w:r>
+          <w:rPr>
+            <w:color w:val="333333"/>
+            <w:u w:val="none"/>
+            <w:sz w:val="17"/>
+            <w:rFonts w:ascii="Aptos" w:hAnsi="Aptos" w:eastAsia="Aptos" w:cs="Aptos"/>
+          </w:rPr>
+          <w:t>jason-phillips-cybersecurity-portfo.vercel.app</w:t>
         </w:r>
       </w:hyperlink>
     </w:p>
     <w:p>
       <w:pPr>
-        <w:spacing w:before="80" w:after="44"/>
+        <w:spacing w:before="84" w:after="44"/>
         <w:pBdr>
-          <w:bottom w:val="single" w:sz="8" w:space="3" w:color="C5161D"/>
+          <w:bottom w:val="single" w:sz="8" w:space="2" w:color="C1121F"/>
         </w:pBdr>
       </w:pPr>
       <w:r>
         <w:rPr>
-          <w:rFonts w:ascii="Aptos" w:hAnsi="Aptos"/>
+          <w:rFonts w:ascii="Aptos Display" w:hAnsi="Aptos Display"/>
           <w:b/>
-          <w:color w:val="161616"/>
-          <w:sz w:val="18"/>
+          <w:color w:val="1E1E1E"/>
+          <w:sz w:val="20"/>
         </w:rPr>
         <w:t>PROFESSIONAL SUMMARY</w:t>
       </w:r>
     </w:p>
     <w:p>
       <w:pPr>
-        <w:spacing w:after="20"/>
+        <w:spacing w:after="8"/>
       </w:pPr>
       <w:r>
-        <w:t>Cybersecurity student and experienced operations leader transitioning into a technical career. Building hands-on capability across Windows, Linux, networking, Active Directory, web application security, virtualized labs, troubleshooting, and security tooling. Brings more than a decade of leadership experience with a strong record of issue ownership, clear communication, team coaching, documentation, and solving problems under pressure.</w:t>
+        <w:rPr>
+          <w:sz w:val="17"/>
+        </w:rPr>
+        <w:t>Cybersecurity bachelor's student and experienced operations leader transitioning into a technical career. Builds practical capability through enterprise Windows labs, network troubleshooting, web application security training, Linux environments, security validation, and software projects. Brings disciplined problem solving, documentation, prioritization, and leadership developed in high-pressure operations roles.</w:t>
       </w:r>
     </w:p>
     <w:p>
       <w:pPr>
-        <w:spacing w:before="80" w:after="44"/>
+        <w:spacing w:before="84" w:after="44"/>
         <w:pBdr>
-          <w:bottom w:val="single" w:sz="8" w:space="3" w:color="C5161D"/>
+          <w:bottom w:val="single" w:sz="8" w:space="2" w:color="C1121F"/>
         </w:pBdr>
       </w:pPr>
       <w:r>
         <w:rPr>
-          <w:rFonts w:ascii="Aptos" w:hAnsi="Aptos"/>
+          <w:rFonts w:ascii="Aptos Display" w:hAnsi="Aptos Display"/>
           <w:b/>
-          <w:color w:val="161616"/>
-          <w:sz w:val="18"/>
+          <w:color w:val="1E1E1E"/>
+          <w:sz w:val="20"/>
         </w:rPr>
         <w:t>TECHNICAL SKILLS</w:t>
       </w:r>
     </w:p>
-    <w:tbl>
-      <w:tblPr>
-        <w:tblW w:type="auto" w:w="0"/>
-        <w:jc w:val="center"/>
-        <w:tblLayout w:type="autofit"/>
-        <w:tblLook w:firstColumn="1" w:firstRow="1" w:lastColumn="0" w:lastRow="0" w:noHBand="0" w:noVBand="1" w:val="04A0"/>
-      </w:tblPr>
-      <w:tblGrid>
-        <w:gridCol w:w="5328"/>
-        <w:gridCol w:w="5328"/>
-      </w:tblGrid>
-      <w:tr>
-        <w:tc>
-          <w:tcPr>
-            <w:tcW w:type="dxa" w:w="1656"/>
-            <w:vAlign w:val="center"/>
-            <w:tcMar>
-              <w:top w:w="20" w:type="dxa"/>
-              <w:start w:w="40" w:type="dxa"/>
-              <w:bottom w:w="20" w:type="dxa"/>
-              <w:end w:w="40" w:type="dxa"/>
-            </w:tcMar>
-          </w:tcPr>
-          <w:p>
-            <w:pPr>
-              <w:spacing w:after="0"/>
-            </w:pPr>
-            <w:r>
-              <w:rPr>
-                <w:b/>
-                <w:color w:val="C5161D"/>
-                <w:sz w:val="15"/>
-              </w:rPr>
-              <w:t>SECURITY</w:t>
-            </w:r>
-          </w:p>
-        </w:tc>
-        <w:tc>
-          <w:tcPr>
-            <w:tcW w:type="dxa" w:w="9792"/>
-            <w:vAlign w:val="center"/>
-            <w:tcMar>
-              <w:top w:w="20" w:type="dxa"/>
-              <w:start w:w="40" w:type="dxa"/>
-              <w:bottom w:w="20" w:type="dxa"/>
-              <w:end w:w="40" w:type="dxa"/>
-            </w:tcMar>
-          </w:tcPr>
-          <w:p>
-            <w:pPr>
-              <w:spacing w:after="0"/>
-            </w:pPr>
-            <w:r>
-              <w:rPr>
-                <w:sz w:val="16"/>
-              </w:rPr>
-              <w:t>Web application security, vulnerability assessment fundamentals, access control, authentication, security operations</w:t>
-            </w:r>
-          </w:p>
-        </w:tc>
-      </w:tr>
-      <w:tr>
-        <w:tc>
-          <w:tcPr>
-            <w:tcW w:type="dxa" w:w="1656"/>
-            <w:vAlign w:val="center"/>
-            <w:tcMar>
-              <w:top w:w="20" w:type="dxa"/>
-              <w:start w:w="40" w:type="dxa"/>
-              <w:bottom w:w="20" w:type="dxa"/>
-              <w:end w:w="40" w:type="dxa"/>
-            </w:tcMar>
-          </w:tcPr>
-          <w:p>
-            <w:pPr>
-              <w:spacing w:after="0"/>
-            </w:pPr>
-            <w:r>
-              <w:rPr>
-                <w:b/>
-                <w:color w:val="C5161D"/>
-                <w:sz w:val="15"/>
-              </w:rPr>
-              <w:t>SYSTEMS</w:t>
-            </w:r>
-          </w:p>
-        </w:tc>
-        <w:tc>
-          <w:tcPr>
-            <w:tcW w:type="dxa" w:w="9792"/>
-            <w:vAlign w:val="center"/>
-            <w:tcMar>
-              <w:top w:w="20" w:type="dxa"/>
-              <w:start w:w="40" w:type="dxa"/>
-              <w:bottom w:w="20" w:type="dxa"/>
-              <w:end w:w="40" w:type="dxa"/>
-            </w:tcMar>
-          </w:tcPr>
-          <w:p>
-            <w:pPr>
-              <w:spacing w:after="0"/>
-            </w:pPr>
-            <w:r>
-              <w:rPr>
-                <w:sz w:val="16"/>
-              </w:rPr>
-              <w:t>Windows, Windows Server, Linux, Active Directory, virtual machines, command-line administration</w:t>
-            </w:r>
-          </w:p>
-        </w:tc>
-      </w:tr>
-      <w:tr>
-        <w:tc>
-          <w:tcPr>
-            <w:tcW w:type="dxa" w:w="1656"/>
-            <w:vAlign w:val="center"/>
-            <w:tcMar>
-              <w:top w:w="20" w:type="dxa"/>
-              <w:start w:w="40" w:type="dxa"/>
-              <w:bottom w:w="20" w:type="dxa"/>
-              <w:end w:w="40" w:type="dxa"/>
-            </w:tcMar>
-          </w:tcPr>
-          <w:p>
-            <w:pPr>
-              <w:spacing w:after="0"/>
-            </w:pPr>
-            <w:r>
-              <w:rPr>
-                <w:b/>
-                <w:color w:val="C5161D"/>
-                <w:sz w:val="15"/>
-              </w:rPr>
-              <w:t>NETWORKING</w:t>
-            </w:r>
-          </w:p>
-        </w:tc>
-        <w:tc>
-          <w:tcPr>
-            <w:tcW w:type="dxa" w:w="9792"/>
-            <w:vAlign w:val="center"/>
-            <w:tcMar>
-              <w:top w:w="20" w:type="dxa"/>
-              <w:start w:w="40" w:type="dxa"/>
-              <w:bottom w:w="20" w:type="dxa"/>
-              <w:end w:w="40" w:type="dxa"/>
-            </w:tcMar>
-          </w:tcPr>
-          <w:p>
-            <w:pPr>
-              <w:spacing w:after="0"/>
-            </w:pPr>
-            <w:r>
-              <w:rPr>
-                <w:sz w:val="16"/>
-              </w:rPr>
-              <w:t>TCP/IP, DNS, DHCP, IP addressing, routing fundamentals, network troubleshooting</w:t>
-            </w:r>
-          </w:p>
-        </w:tc>
-      </w:tr>
-      <w:tr>
-        <w:tc>
-          <w:tcPr>
-            <w:tcW w:type="dxa" w:w="1656"/>
-            <w:vAlign w:val="center"/>
-            <w:tcMar>
-              <w:top w:w="20" w:type="dxa"/>
-              <w:start w:w="40" w:type="dxa"/>
-              <w:bottom w:w="20" w:type="dxa"/>
-              <w:end w:w="40" w:type="dxa"/>
-            </w:tcMar>
-          </w:tcPr>
-          <w:p>
-            <w:pPr>
-              <w:spacing w:after="0"/>
-            </w:pPr>
-            <w:r>
-              <w:rPr>
-                <w:b/>
-                <w:color w:val="C5161D"/>
-                <w:sz w:val="15"/>
-              </w:rPr>
-              <w:t>TOOLS / DEVELOPMENT</w:t>
-            </w:r>
-          </w:p>
-        </w:tc>
-        <w:tc>
-          <w:tcPr>
-            <w:tcW w:type="dxa" w:w="9792"/>
-            <w:vAlign w:val="center"/>
-            <w:tcMar>
-              <w:top w:w="20" w:type="dxa"/>
-              <w:start w:w="40" w:type="dxa"/>
-              <w:bottom w:w="20" w:type="dxa"/>
-              <w:end w:w="40" w:type="dxa"/>
-            </w:tcMar>
-          </w:tcPr>
-          <w:p>
-            <w:pPr>
-              <w:spacing w:after="0"/>
-            </w:pPr>
-            <w:r>
-              <w:rPr>
-                <w:sz w:val="16"/>
-              </w:rPr>
-              <w:t>Burp Suite, VirtualBox, Git/GitHub, Kali Linux, Parrot OS, SQL, Python fundamentals</w:t>
-            </w:r>
-          </w:p>
-        </w:tc>
-      </w:tr>
-    </w:tbl>
     <w:p>
       <w:pPr>
-        <w:spacing w:before="80" w:after="44"/>
+        <w:spacing w:after="4"/>
+      </w:pPr>
+      <w:r>
+        <w:rPr>
+          <w:b/>
+          <w:color w:val="C1121F"/>
+          <w:sz w:val="17"/>
+        </w:rPr>
+        <w:t xml:space="preserve">SECURITY: </w:t>
+      </w:r>
+      <w:r>
+        <w:rPr>
+          <w:sz w:val="17"/>
+        </w:rPr>
+        <w:t>Web application security, vulnerability assessment fundamentals, access control, authentication security, security operations, incident investigation, least privilege</w:t>
+      </w:r>
+    </w:p>
+    <w:p>
+      <w:pPr>
+        <w:spacing w:after="4"/>
+      </w:pPr>
+      <w:r>
+        <w:rPr>
+          <w:b/>
+          <w:color w:val="C1121F"/>
+          <w:sz w:val="17"/>
+        </w:rPr>
+        <w:t xml:space="preserve">SYSTEMS &amp; NETWORKING: </w:t>
+      </w:r>
+      <w:r>
+        <w:rPr>
+          <w:sz w:val="17"/>
+        </w:rPr>
+        <w:t>Windows Server 2025, Windows 11, Linux, Active Directory, DNS, TCP/IP, DHCP, SMB/NTFS permissions, Windows Firewall, VirtualBox, network troubleshooting</w:t>
+      </w:r>
+    </w:p>
+    <w:p>
+      <w:pPr>
+        <w:spacing w:after="4"/>
+      </w:pPr>
+      <w:r>
+        <w:rPr>
+          <w:b/>
+          <w:color w:val="C1121F"/>
+          <w:sz w:val="17"/>
+        </w:rPr>
+        <w:t xml:space="preserve">TOOLS &amp; DEVELOPMENT: </w:t>
+      </w:r>
+      <w:r>
+        <w:rPr>
+          <w:sz w:val="17"/>
+        </w:rPr>
+        <w:t>Burp Suite, Nmap, Wireshark, PowerShell, Git/GitHub, Kali Linux, Parrot OS, Python, JavaScript/TypeScript, React/Next.js, Supabase</w:t>
+      </w:r>
+    </w:p>
+    <w:p>
+      <w:pPr>
+        <w:spacing w:before="84" w:after="44"/>
         <w:pBdr>
-          <w:bottom w:val="single" w:sz="8" w:space="3" w:color="C5161D"/>
+          <w:bottom w:val="single" w:sz="8" w:space="2" w:color="C1121F"/>
         </w:pBdr>
       </w:pPr>
       <w:r>
         <w:rPr>
-          <w:rFonts w:ascii="Aptos" w:hAnsi="Aptos"/>
+          <w:rFonts w:ascii="Aptos Display" w:hAnsi="Aptos Display"/>
           <w:b/>
-          <w:color w:val="161616"/>
-          <w:sz w:val="18"/>
+          <w:color w:val="1E1E1E"/>
+          <w:sz w:val="20"/>
         </w:rPr>
-        <w:t>HANDS-ON CYBERSECURITY &amp; PROJECTS</w:t>
+        <w:t>CYBERSECURITY LABS &amp; TECHNICAL PROJECTS</w:t>
       </w:r>
     </w:p>
     <w:p>
       <w:pPr>
-        <w:spacing w:after="16" w:line="240" w:lineRule="auto"/>
-        <w:ind w:left="202" w:hanging="144"/>
+        <w:spacing w:before="10" w:after="2"/>
       </w:pPr>
       <w:r>
         <w:rPr>
-          <w:color w:val="C5161D"/>
+          <w:b/>
+          <w:sz w:val="18"/>
         </w:rPr>
-        <w:t xml:space="preserve">• </w:t>
+        <w:t>Enterprise Windows Domain &amp; Network Security Lab</w:t>
       </w:r>
       <w:r>
         <w:rPr>
+          <w:color w:val="5F5F5F"/>
           <w:sz w:val="16"/>
         </w:rPr>
-        <w:t>Active Directory Homelab - Building and troubleshooting a Windows Server + Windows client domain environment with DNS, users, groups, authentication, domain joining, and network configuration.</w:t>
+        <w:t xml:space="preserve">  |  Windows Server 2025, Windows 11, AD DS, DNS, SMB, Firewall, PowerShell</w:t>
       </w:r>
     </w:p>
     <w:p>
       <w:pPr>
-        <w:spacing w:after="16" w:line="240" w:lineRule="auto"/>
-        <w:ind w:left="202" w:hanging="144"/>
+        <w:pStyle w:val="CompactBullet"/>
+        <w:spacing w:before="0" w:after="4"/>
+        <w:ind w:left="173" w:hanging="144"/>
       </w:pPr>
       <w:r>
         <w:rPr>
-          <w:color w:val="C5161D"/>
+          <w:color w:val="2D2D2D"/>
+          <w:sz w:val="17"/>
         </w:rPr>
-        <w:t xml:space="preserve">• </w:t>
-      </w:r>
-      <w:r>
-        <w:rPr>
-          <w:sz w:val="16"/>
-        </w:rPr>
-        <w:t>Web Security Training - PortSwigger Web Security Academy labs using Burp Suite to inspect HTTP traffic and practice topics including path traversal, access control, authentication, and request manipulation in authorized lab environments.</w:t>
+        <w:t>Built and secured the v-dom.local domain in VirtualBox with centralized authentication, DNS, static addressing, domain-joined client systems, and Active Directory users/security groups.</w:t>
       </w:r>
     </w:p>
     <w:p>
       <w:pPr>
-        <w:spacing w:after="16" w:line="240" w:lineRule="auto"/>
-        <w:ind w:left="202" w:hanging="144"/>
+        <w:pStyle w:val="CompactBullet"/>
+        <w:spacing w:before="0" w:after="4"/>
+        <w:ind w:left="173" w:hanging="144"/>
       </w:pPr>
       <w:r>
         <w:rPr>
-          <w:color w:val="C5161D"/>
+          <w:color w:val="2D2D2D"/>
+          <w:sz w:val="17"/>
         </w:rPr>
-        <w:t xml:space="preserve">• </w:t>
-      </w:r>
-      <w:r>
-        <w:rPr>
-          <w:sz w:val="16"/>
-        </w:rPr>
-        <w:t>Cybersecurity Simulation Platform - Developing a concept and technical architecture for dynamic red-team / blue-team training scenarios, event tracking, decision analysis, and post-scenario performance review.</w:t>
+        <w:t>Implemented HR role-based access using SMB + NTFS permissions; verified authorized access and employee denial. Created source-specific firewall filtering that blocked ICMP while preserving DNS (TCP 53) and SMB (TCP 445), then validated behavior with PowerShell and Test-NetConnection.</w:t>
       </w:r>
     </w:p>
     <w:p>
       <w:pPr>
-        <w:spacing w:after="16" w:line="240" w:lineRule="auto"/>
-        <w:ind w:left="202" w:hanging="144"/>
+        <w:spacing w:before="14" w:after="2"/>
       </w:pPr>
       <w:r>
         <w:rPr>
-          <w:color w:val="C5161D"/>
+          <w:b/>
+          <w:sz w:val="18"/>
         </w:rPr>
-        <w:t xml:space="preserve">• </w:t>
+        <w:t>PostLogix AI - Public Beta</w:t>
       </w:r>
       <w:r>
         <w:rPr>
+          <w:color w:val="5F5F5F"/>
           <w:sz w:val="16"/>
         </w:rPr>
-        <w:t>TryHackMe / Security Research - Completed the Pre Security learning path in May 2026 and continues hands-on labs, bug bounty learning, reconnaissance practice, and security research.</w:t>
+        <w:t xml:space="preserve">  |  Next.js, TypeScript, Supabase, Vercel</w:t>
       </w:r>
     </w:p>
     <w:p>
       <w:pPr>
-        <w:spacing w:before="80" w:after="44"/>
+        <w:pStyle w:val="CompactBullet"/>
+        <w:spacing w:before="0" w:after="4"/>
+        <w:ind w:left="173" w:hanging="144"/>
+      </w:pPr>
+      <w:r>
+        <w:rPr>
+          <w:color w:val="2D2D2D"/>
+          <w:sz w:val="17"/>
+        </w:rPr>
+        <w:t>Built and deployed a full-stack email campaign analytics SaaS with authentication, persistent user data, campaign scoring, comparison/trend analysis, AI-assisted recommendations, and production deployment workflows.</w:t>
+      </w:r>
+    </w:p>
+    <w:p>
+      <w:pPr>
+        <w:spacing w:before="14" w:after="2"/>
+      </w:pPr>
+      <w:r>
+        <w:rPr>
+          <w:b/>
+          <w:sz w:val="18"/>
+        </w:rPr>
+        <w:t>Hands-On Security Training</w:t>
+      </w:r>
+    </w:p>
+    <w:p>
+      <w:pPr>
+        <w:pStyle w:val="CompactBullet"/>
+        <w:spacing w:before="0" w:after="4"/>
+        <w:ind w:left="173" w:hanging="144"/>
+      </w:pPr>
+      <w:r>
+        <w:rPr>
+          <w:color w:val="2D2D2D"/>
+          <w:sz w:val="17"/>
+        </w:rPr>
+        <w:t>PortSwigger Web Security Academy: Burp Suite, HTTP requests, path traversal, access control, and authentication labs. TryHackMe: Pre Security Learning Path and Hacker Holidays completion; continuing Linux, networking, enumeration, and practical security labs.</w:t>
+      </w:r>
+    </w:p>
+    <w:p>
+      <w:pPr>
+        <w:spacing w:before="84" w:after="44"/>
         <w:pBdr>
-          <w:bottom w:val="single" w:sz="8" w:space="3" w:color="C5161D"/>
+          <w:bottom w:val="single" w:sz="8" w:space="2" w:color="C1121F"/>
         </w:pBdr>
       </w:pPr>
       <w:r>
         <w:rPr>
-          <w:rFonts w:ascii="Aptos" w:hAnsi="Aptos"/>
+          <w:rFonts w:ascii="Aptos Display" w:hAnsi="Aptos Display"/>
           <w:b/>
-          <w:color w:val="161616"/>
-          <w:sz w:val="18"/>
+          <w:color w:val="1E1E1E"/>
+          <w:sz w:val="20"/>
         </w:rPr>
         <w:t>PROFESSIONAL EXPERIENCE</w:t>
       </w:r>
     </w:p>
     <w:p>
       <w:pPr>
-        <w:spacing w:after="10"/>
+        <w:spacing w:before="24" w:after="2"/>
       </w:pPr>
       <w:r>
         <w:rPr>
           <w:b/>
-          <w:sz w:val="17"/>
+          <w:color w:val="232323"/>
+          <w:sz w:val="18"/>
         </w:rPr>
         <w:t>General Manager | Burger King</w:t>
       </w:r>
       <w:r>
         <w:rPr>
-          <w:color w:val="555555"/>
+          <w:color w:val="5F5F5F"/>
           <w:sz w:val="16"/>
         </w:rPr>
         <w:t xml:space="preserve">   09/2021 - 11/2024</w:t>
@@ -440,54 +391,33 @@
     </w:p>
     <w:p>
       <w:pPr>
-        <w:spacing w:after="16" w:line="240" w:lineRule="auto"/>
-        <w:ind w:left="202" w:hanging="144"/>
+        <w:pStyle w:val="CompactBullet"/>
+        <w:spacing w:before="0" w:after="0"/>
+        <w:ind w:left="173" w:hanging="144"/>
       </w:pPr>
       <w:r>
         <w:rPr>
-          <w:color w:val="C5161D"/>
+          <w:color w:val="2D2D2D"/>
+          <w:sz w:val="17"/>
         </w:rPr>
-        <w:t xml:space="preserve">• </w:t>
-      </w:r>
-      <w:r>
-        <w:rPr>
-          <w:sz w:val="16"/>
-        </w:rPr>
-        <w:t>Led daily operations and customer service in a high-volume environment; resolved escalated issues, prioritized urgent problems, coordinated resources, and maintained service and quality standards.</w:t>
+        <w:t>Led day-to-day operations and teams in a high-volume environment; prioritized urgent issues, resolved escalations, coached staff, and improved process consistency.</w:t>
       </w:r>
     </w:p>
     <w:p>
       <w:pPr>
-        <w:spacing w:after="16" w:line="240" w:lineRule="auto"/>
-        <w:ind w:left="202" w:hanging="144"/>
-      </w:pPr>
-      <w:r>
-        <w:rPr>
-          <w:color w:val="C5161D"/>
-        </w:rPr>
-        <w:t xml:space="preserve">• </w:t>
-      </w:r>
-      <w:r>
-        <w:rPr>
-          <w:sz w:val="16"/>
-        </w:rPr>
-        <w:t>Coached employees, communicated expectations, documented performance issues, and supported consistent execution across shifts.</w:t>
-      </w:r>
-    </w:p>
-    <w:p>
-      <w:pPr>
-        <w:spacing w:after="10"/>
+        <w:spacing w:before="24" w:after="2"/>
       </w:pPr>
       <w:r>
         <w:rPr>
           <w:b/>
-          <w:sz w:val="17"/>
+          <w:color w:val="232323"/>
+          <w:sz w:val="18"/>
         </w:rPr>
         <w:t>General Manager | Taziki's Mediterranean Cafe</w:t>
       </w:r>
       <w:r>
         <w:rPr>
-          <w:color w:val="555555"/>
+          <w:color w:val="5F5F5F"/>
           <w:sz w:val="16"/>
         </w:rPr>
         <w:t xml:space="preserve">   02/2016 - 07/2021</w:t>
@@ -495,54 +425,33 @@
     </w:p>
     <w:p>
       <w:pPr>
-        <w:spacing w:after="16" w:line="240" w:lineRule="auto"/>
-        <w:ind w:left="202" w:hanging="144"/>
+        <w:pStyle w:val="CompactBullet"/>
+        <w:spacing w:before="0" w:after="0"/>
+        <w:ind w:left="173" w:hanging="144"/>
       </w:pPr>
       <w:r>
         <w:rPr>
-          <w:color w:val="C5161D"/>
+          <w:color w:val="2D2D2D"/>
+          <w:sz w:val="17"/>
         </w:rPr>
-        <w:t xml:space="preserve">• </w:t>
-      </w:r>
-      <w:r>
-        <w:rPr>
-          <w:sz w:val="16"/>
-        </w:rPr>
-        <w:t>Managed customer experience, employee support, scheduling, training, and day-to-day problem resolution while maintaining accountability for business results.</w:t>
+        <w:t>Managed scheduling, training, customer experience, standards, and operational troubleshooting while building repeatable processes and developing team members.</w:t>
       </w:r>
     </w:p>
     <w:p>
       <w:pPr>
-        <w:spacing w:after="16" w:line="240" w:lineRule="auto"/>
-        <w:ind w:left="202" w:hanging="144"/>
-      </w:pPr>
-      <w:r>
-        <w:rPr>
-          <w:color w:val="C5161D"/>
-        </w:rPr>
-        <w:t xml:space="preserve">• </w:t>
-      </w:r>
-      <w:r>
-        <w:rPr>
-          <w:sz w:val="16"/>
-        </w:rPr>
-        <w:t>Improved consistency by reinforcing procedures, coaching staff, and identifying recurring operational issues.</w:t>
-      </w:r>
-    </w:p>
-    <w:p>
-      <w:pPr>
-        <w:spacing w:after="10"/>
+        <w:spacing w:before="24" w:after="2"/>
       </w:pPr>
       <w:r>
         <w:rPr>
           <w:b/>
-          <w:sz w:val="17"/>
+          <w:color w:val="232323"/>
+          <w:sz w:val="18"/>
         </w:rPr>
         <w:t>Assistant Manager | Cracker Barrel</w:t>
       </w:r>
       <w:r>
         <w:rPr>
-          <w:color w:val="555555"/>
+          <w:color w:val="5F5F5F"/>
           <w:sz w:val="16"/>
         </w:rPr>
         <w:t xml:space="preserve">   12/2012 - 02/2016</w:t>
@@ -550,42 +459,38 @@
     </w:p>
     <w:p>
       <w:pPr>
-        <w:spacing w:after="16" w:line="240" w:lineRule="auto"/>
-        <w:ind w:left="202" w:hanging="144"/>
+        <w:pStyle w:val="CompactBullet"/>
+        <w:spacing w:before="0" w:after="0"/>
+        <w:ind w:left="173" w:hanging="144"/>
       </w:pPr>
       <w:r>
         <w:rPr>
-          <w:color w:val="C5161D"/>
+          <w:color w:val="2D2D2D"/>
+          <w:sz w:val="17"/>
         </w:rPr>
-        <w:t xml:space="preserve">• </w:t>
-      </w:r>
-      <w:r>
-        <w:rPr>
-          <w:sz w:val="16"/>
-        </w:rPr>
-        <w:t>Supported front-line employees and customers in a fast-paced service environment through troubleshooting, service recovery, training, shift leadership, and competing-priority management.</w:t>
+        <w:t>Supported team leadership, customer issue resolution, training, and time-sensitive decision making in a fast-paced service environment.</w:t>
       </w:r>
     </w:p>
     <w:p>
       <w:pPr>
-        <w:spacing w:before="80" w:after="44"/>
+        <w:spacing w:before="84" w:after="44"/>
         <w:pBdr>
-          <w:bottom w:val="single" w:sz="8" w:space="3" w:color="C5161D"/>
+          <w:bottom w:val="single" w:sz="8" w:space="2" w:color="C1121F"/>
         </w:pBdr>
       </w:pPr>
       <w:r>
         <w:rPr>
-          <w:rFonts w:ascii="Aptos" w:hAnsi="Aptos"/>
+          <w:rFonts w:ascii="Aptos Display" w:hAnsi="Aptos Display"/>
           <w:b/>
-          <w:color w:val="161616"/>
-          <w:sz w:val="18"/>
+          <w:color w:val="1E1E1E"/>
+          <w:sz w:val="20"/>
         </w:rPr>
-        <w:t>EDUCATION &amp; TECHNICAL TRAINING</w:t>
+        <w:t>EDUCATION &amp; COMPLETED TECHNICAL TRAINING</w:t>
       </w:r>
     </w:p>
     <w:p>
       <w:pPr>
-        <w:spacing w:after="10"/>
+        <w:spacing w:after="4"/>
       </w:pPr>
       <w:r>
         <w:rPr>
@@ -596,14 +501,14 @@
       </w:r>
       <w:r>
         <w:rPr>
-          <w:sz w:val="16"/>
+          <w:sz w:val="17"/>
         </w:rPr>
-        <w:t xml:space="preserve">  |  Cybersecurity Program - In Progress</w:t>
+        <w:t xml:space="preserve">  |  Bachelor's Degree - Cybersecurity, In Progress</w:t>
       </w:r>
     </w:p>
     <w:p>
       <w:pPr>
-        <w:spacing w:after="10"/>
+        <w:spacing w:after="4"/>
       </w:pPr>
       <w:r>
         <w:rPr>
@@ -614,32 +519,33 @@
       </w:r>
       <w:r>
         <w:rPr>
-          <w:sz w:val="16"/>
+          <w:sz w:val="17"/>
         </w:rPr>
-        <w:t xml:space="preserve">  |  Cybersecurity Bootcamp - Attended</w:t>
+        <w:t xml:space="preserve">  |  Cybersecurity Bootcamp</w:t>
       </w:r>
     </w:p>
     <w:p>
       <w:pPr>
-        <w:spacing w:after="10"/>
+        <w:spacing w:after="0"/>
       </w:pPr>
       <w:r>
         <w:rPr>
           <w:b/>
+          <w:color w:val="C1121F"/>
           <w:sz w:val="17"/>
         </w:rPr>
-        <w:t>Google / Coursera Coursework</w:t>
+        <w:t xml:space="preserve">Completed Training: </w:t>
       </w:r>
       <w:r>
         <w:rPr>
           <w:sz w:val="16"/>
         </w:rPr>
-        <w:t xml:space="preserve">  |  Cybersecurity foundations, risk, networking, Linux/SQL, assets, threats, and vulnerabilities</w:t>
+        <w:t>Google/Coursera - Foundations of Cybersecurity; Play It Safe: Manage Security Risks; Connect and Protect: Networks and Network Security; Tools of the Trade: Linux and SQL; Assets, Threats, and Vulnerabilities. Coursera Project Network - SQL Joins.</w:t>
       </w:r>
     </w:p>
     <w:sectPr>
       <w:pgSz w:w="12240" w:h="15840"/>
-      <w:pgMar w:top="605" w:right="792" w:bottom="605" w:left="792" w:header="720" w:footer="720" w:gutter="0"/>
+      <w:pgMar w:top="547" w:right="691" w:bottom="504" w:left="691" w:header="144" w:footer="144" w:gutter="0"/>
       <w:cols w:space="720"/>
       <w:docGrid w:linePitch="360"/>
     </w:sectPr>
@@ -1011,11 +917,11 @@
     <w:qFormat/>
     <w:rsid w:val="00FC693F"/>
     <w:pPr>
-      <w:spacing w:after="30" w:line="240" w:lineRule="auto"/>
+      <w:spacing w:after="0"/>
     </w:pPr>
     <w:rPr>
       <w:rFonts w:ascii="Aptos" w:hAnsi="Aptos"/>
-      <w:color w:val="262626"/>
+      <w:color w:val="2D2D2D"/>
       <w:sz w:val="17"/>
     </w:rPr>
   </w:style>
@@ -12700,6 +12606,13 @@
         <w:shd w:val="clear" w:color="auto" w:fill="FBCAA2" w:themeFill="accent6" w:themeFillTint="7F"/>
       </w:tcPr>
     </w:tblStylePr>
+  </w:style>
+  <w:style w:type="paragraph" w:customStyle="1" w:styleId="CompactBullet">
+    <w:name w:val="Compact Bullet"/>
+    <w:rPr>
+      <w:rFonts w:ascii="Aptos" w:hAnsi="Aptos"/>
+      <w:sz w:val="17"/>
+    </w:rPr>
   </w:style>
 </w:styles>
 </file>
